--- a/docs/Week-4-Report.docx
+++ b/docs/Week-4-Report.docx
@@ -423,18 +423,17 @@
             </w:pPr>
             <w:r>
               <w:rPr>
-                <w:rFonts w:hint="default"/>
-                <w:color w:val="0000FF"/>
-                <w:sz w:val="24"/>
-              </w:rPr>
-              <w:t>VeriCart AI:</w:t>
-            </w:r>
-            <w:r>
-              <w:rPr>
-                <w:rFonts w:hint="default"/>
-                <w:sz w:val="24"/>
-              </w:rPr>
-              <w:t xml:space="preserve"> An Intelligent Multi-LLM E-Commerce Platform for Trustworthy Online Shopping</w:t>
+                <w:sz w:val="24"/>
+              </w:rPr>
+              <w:t>VeriCart AI: An Intelligent Multi-LLM E-Commerce Platform for Trustworthy Online Shopping</w:t>
+            </w:r>
+          </w:p>
+          <w:p>
+            <w:r>
+              <w:rPr>
+                <w:sz w:val="24"/>
+              </w:rPr>
+              <w:t>Team Name: Algorists   |   Project Type: Team Project   |   My Role: Team Leader</w:t>
             </w:r>
           </w:p>
         </w:tc>
@@ -1133,7 +1132,7 @@
               <w:rPr>
                 <w:sz w:val="24"/>
               </w:rPr>
-              <w:t>Completed the final week: end-to-end testing of all three user roles, verified one-command Docker Compose deployment, validated performance against the NFR targets, ran a security scan, completed a bug bash against all 70 functional requirements, and compiled the final report, presentation deck and deployment documentation. The project is finished and was successfully presented.</w:t>
+              <w:t>Completed the final week: end-to-end testing of all three user roles, verified one-command Docker Compose deployment, validated performance against the NFR targets, ran a security scan, completed a bug bash against all 70 functional requirements, and compiled the final report, presentation deck and deployment documentation. The project is finished and was successfully presented. This is a team project (Team Algorists) and I served as the team leader — I coordinated the weekly work plan, reviewed my teammates' contributions and integrated the final deliverables.</w:t>
             </w:r>
           </w:p>
           <w:p/>

--- a/docs/Week-4-Report.docx
+++ b/docs/Week-4-Report.docx
@@ -758,7 +758,7 @@
               <w:rPr>
                 <w:sz w:val="24"/>
               </w:rPr>
-              <w:t>Compile the final project report, the 14-slide presentation deck and the deployment guide.</w:t>
+              <w:t>Submit the complete four-week report to the supervisor and discuss the project outcomes, feedback and possible improvements with our tutor.</w:t>
             </w:r>
           </w:p>
           <w:p/>
@@ -936,7 +936,7 @@
               <w:rPr>
                 <w:sz w:val="24"/>
               </w:rPr>
-              <w:t>Compiled the final deliverables — the final project report, a professional 14-slide overview deck and the deployment guide — and finalised the documentation set: README.md, docs/API-Documentation.md (68 endpoints), docs/Database-Schema.md (13 tables), plus two deep-dive documents added at the end, docs/trustscore.md (how the Trust Score is computed) and docs/work.md (how DeepSeek, Kimi, Hunyuan, Docker and the database work together). Rehearsed and delivered the project presentation.</w:t>
+              <w:t>Submitted the complete four-week report (Weeks 1–4) to our supervisor and met with our tutor, Mr. Long Jiayue, to discuss the project in detail. We walked through the whole system — the explainable Trust Score, the multi-LLM gateway, the Docker deployment and the final results — received his feedback on the strengths of the work and his guidance on the parts to improve, and he confirmed that the project met the requirements. We also finalised the deliverables: the project report, a professional 14-slide overview deck, the deployment guide and the full documentation set (README.md, docs/API-Documentation.md with 68 endpoints, docs/Database-Schema.md with 13 tables, plus docs/trustscore.md and docs/work.md), and rehearsed and delivered the project presentation.</w:t>
             </w:r>
           </w:p>
           <w:p/>
